--- a/KHBD_Tin_học/Tiền_tiểu_học/Tuần_03/KHBD_Tin_hoc_Tiền_tiểu_học_Tiet02_May_tinh_quanh_em.docx
+++ b/KHBD_Tin_học/Tiền_tiểu_học/Tuần_03/KHBD_Tin_hoc_Tiền_tiểu_học_Tiet02_May_tinh_quanh_em.docx
@@ -360,12 +360,12 @@
       </w:pPr>
       <w:r>
         <w:rPr>
-          <w:rFonts w:ascii="Times New Roman" w:hAnsi="Times New Roman" w:eastAsia="Times New Roman"/>
+          <w:rFonts w:ascii="Times New Roman" w:hAnsi="Times New Roman" w:eastAsia="Times New Roman" w:cs="Times New Roman"/>
           <w:b w:val="0"/>
           <w:i w:val="0"/>
           <w:sz w:val="26"/>
         </w:rPr>
-        <w:t>- Miền I. Khai thác dữ liệu và thông tin (thành tố 1.1. Duyệt, tìm kiếm và lọc dữ liệu, thông tin và nội dung số – Bậc 1): Khai thác thông tin số, dữ liệu đa phương tiện an toàn phục vụ bài học. (Đạt được thông qua Hoạt động 2)</w:t>
+        <w:t>- Miền V. Giải quyết vấn đề (thành tố 5.1. Giải quyết các vấn đề kỹ thuật – Bậc 1): Xác định được các vấn đề kỹ thuật đơn giản khi vận hành thiết bị và sử dụng môi trường số; Xác định được các giải pháp đơn giản để giải quyết chúng. (Đạt được thông qua Hoạt động 2, Hoạt động 3).</w:t>
       </w:r>
     </w:p>
     <w:p>
@@ -376,12 +376,12 @@
       </w:pPr>
       <w:r>
         <w:rPr>
-          <w:rFonts w:ascii="Times New Roman" w:hAnsi="Times New Roman" w:eastAsia="Times New Roman"/>
+          <w:rFonts w:ascii="Times New Roman" w:hAnsi="Times New Roman" w:eastAsia="Times New Roman" w:cs="Times New Roman"/>
           <w:b w:val="0"/>
           <w:i w:val="0"/>
           <w:sz w:val="26"/>
         </w:rPr>
-        <w:t>- Miền IV. An toàn (thành tố 4.1. Bảo vệ thiết bị – Bậc 1): Tuân thủ quy tắc an toàn về điện, bảo vệ mắt và giữ vệ sinh thiết bị phòng máy. (Đạt được thông qua Hoạt động 3, Hoạt động 4)</w:t>
+        <w:t>- Miền IV. An toàn (thành tố 4.1. Bảo vệ thiết bị – Bậc 1): Nhận biết được cách bảo vệ thiết bị và nội dung số một cách đơn giản; Phân biệt được rủi ro và mối đe dọa đơn giản trong môi trường số. (Đạt được thông qua Hoạt động 3, Hoạt động 4).</w:t>
       </w:r>
     </w:p>
     <w:p>

--- a/KHBD_Tin_học/Tiền_tiểu_học/Tuần_03/KHBD_Tin_hoc_Tiền_tiểu_học_Tiet02_May_tinh_quanh_em.docx
+++ b/KHBD_Tin_học/Tiền_tiểu_học/Tuần_03/KHBD_Tin_hoc_Tiền_tiểu_học_Tiet02_May_tinh_quanh_em.docx
@@ -355,7 +355,7 @@
           <w:i w:val="0"/>
           <w:sz w:val="26"/>
         </w:rPr>
-        <w:t>- NLa (Sử dụng và quản lí các phương tiện ICT): Nhận diện và thao tác đúng các công cụ, phần mềm trong bài Máy tính quanh em. (Đạt được thông qua Hoạt động 2)</w:t>
+        <w:t>- NLd (Ứng dụng ICT trong học và tự học): Sử dụng phần mềm để tạo ra sản phẩm số hoàn chỉnh phục vụ học tập và đời sống trong bài Máy tính quanh em. (Đạt được thông qua Hoạt động 3)</w:t>
       </w:r>
     </w:p>
     <w:p>
@@ -371,7 +371,7 @@
           <w:i w:val="0"/>
           <w:sz w:val="26"/>
         </w:rPr>
-        <w:t>- NLd (Ứng dụng ICT trong học và tự học): Sử dụng phần mềm tạo sản phẩm số phục vụ học tập. (Đạt được thông qua Hoạt động 3)</w:t>
+        <w:t>- NLa (Sử dụng và quản lí các phương tiện ICT): Thao tác thành thạo bàn phím, chuột và giao diện chức năng của phần mềm. (Đạt được thông qua Hoạt động 2)</w:t>
       </w:r>
     </w:p>
     <w:p>
